--- a/@@@@dfu.docx
+++ b/@@@@dfu.docx
@@ -18292,6 +18292,7 @@
           <w:lang w:eastAsia="es-ES"/>
         </w:rPr>
       </w:pPr>
+      <w:bookmarkStart w:id="0" w:name="_GoBack"/>
       <w:proofErr w:type="spellStart"/>
       <w:r>
         <w:rPr>
@@ -18324,6 +18325,7 @@
       </w:r>
       <w:proofErr w:type="spellEnd"/>
     </w:p>
+    <w:bookmarkEnd w:id="0"/>
     <w:p/>
     <w:p/>
     <w:p/>
@@ -18715,7 +18717,6 @@
           <w:lang w:eastAsia="es-ES"/>
         </w:rPr>
       </w:pPr>
-      <w:bookmarkStart w:id="0" w:name="_GoBack"/>
       <w:proofErr w:type="spellStart"/>
       <w:r>
         <w:rPr>
@@ -18748,7 +18749,6 @@
       </w:r>
       <w:proofErr w:type="spellEnd"/>
     </w:p>
-    <w:bookmarkEnd w:id="0"/>
     <w:p/>
     <w:p/>
     <w:p/>
@@ -18855,10 +18855,725 @@
       <w:pPr>
         <w:ind w:firstLine="708"/>
       </w:pPr>
-      <w:r>
-        <w:t>http://127.0.0.1:5000/ui</w:t>
-      </w:r>
-    </w:p>
+      <w:hyperlink r:id="rId5" w:history="1">
+        <w:r>
+          <w:rPr>
+            <w:rStyle w:val="Hipervnculo"/>
+          </w:rPr>
+          <w:t>http://127.0.0.1:5000/ui</w:t>
+        </w:r>
+      </w:hyperlink>
+    </w:p>
+    <w:p/>
+    <w:p/>
+    <w:p>
+      <w:r>
+        <w:lastRenderedPageBreak/>
+        <w:t xml:space="preserve">tasques </w:t>
+      </w:r>
+      <w:proofErr w:type="spellStart"/>
+      <w:r>
+        <w:t>pendents</w:t>
+      </w:r>
+      <w:proofErr w:type="spellEnd"/>
+      <w:r>
+        <w:t>:</w:t>
+      </w:r>
+    </w:p>
+    <w:p>
+      <w:pPr>
+        <w:pStyle w:val="Prrafodelista"/>
+        <w:numPr>
+          <w:ilvl w:val="1"/>
+          <w:numId w:val="18"/>
+        </w:numPr>
+      </w:pPr>
+      <w:proofErr w:type="spellStart"/>
+      <w:r>
+        <w:t>admin</w:t>
+      </w:r>
+      <w:proofErr w:type="spellEnd"/>
+      <w:r>
+        <w:t>/</w:t>
+      </w:r>
+      <w:proofErr w:type="spellStart"/>
+      <w:proofErr w:type="gramStart"/>
+      <w:r>
+        <w:t>missions</w:t>
+      </w:r>
+      <w:proofErr w:type="spellEnd"/>
+      <w:r>
+        <w:t xml:space="preserve"> :</w:t>
+      </w:r>
+      <w:proofErr w:type="gramEnd"/>
+      <w:r>
+        <w:t xml:space="preserve"> </w:t>
+      </w:r>
+      <w:proofErr w:type="spellStart"/>
+      <w:r>
+        <w:t>m.sort_order</w:t>
+      </w:r>
+      <w:proofErr w:type="spellEnd"/>
+      <w:r>
+        <w:t xml:space="preserve">, peta en el </w:t>
+      </w:r>
+      <w:proofErr w:type="spellStart"/>
+      <w:r>
+        <w:t>con.excecute</w:t>
+      </w:r>
+      <w:proofErr w:type="spellEnd"/>
+      <w:r>
+        <w:t xml:space="preserve">. </w:t>
+      </w:r>
+      <w:proofErr w:type="gramStart"/>
+      <w:r>
+        <w:t>( si</w:t>
+      </w:r>
+      <w:proofErr w:type="gramEnd"/>
+      <w:r>
+        <w:t xml:space="preserve"> esta </w:t>
+      </w:r>
+      <w:proofErr w:type="spellStart"/>
+      <w:r>
+        <w:t>bd</w:t>
+      </w:r>
+      <w:proofErr w:type="spellEnd"/>
+      <w:r>
+        <w:t>)</w:t>
+      </w:r>
+    </w:p>
+    <w:p/>
+    <w:p>
+      <w:pPr>
+        <w:spacing w:before="100" w:beforeAutospacing="1" w:after="100" w:afterAutospacing="1" w:line="240" w:lineRule="auto"/>
+        <w:outlineLvl w:val="1"/>
+        <w:rPr>
+          <w:rFonts w:ascii="Times New Roman" w:eastAsia="Times New Roman" w:hAnsi="Times New Roman" w:cs="Times New Roman"/>
+          <w:b/>
+          <w:bCs/>
+          <w:sz w:val="36"/>
+          <w:szCs w:val="36"/>
+          <w:lang w:eastAsia="es-ES"/>
+        </w:rPr>
+      </w:pPr>
+      <w:r>
+        <w:rPr>
+          <w:rFonts w:ascii="Times New Roman" w:eastAsia="Times New Roman" w:hAnsi="Times New Roman" w:cs="Times New Roman"/>
+          <w:b/>
+          <w:bCs/>
+          <w:sz w:val="36"/>
+          <w:szCs w:val="36"/>
+          <w:lang w:eastAsia="es-ES"/>
+        </w:rPr>
+        <w:t xml:space="preserve">. </w:t>
+      </w:r>
+      <w:proofErr w:type="spellStart"/>
+      <w:r>
+        <w:rPr>
+          <w:rFonts w:ascii="Times New Roman" w:eastAsia="Times New Roman" w:hAnsi="Times New Roman" w:cs="Times New Roman"/>
+          <w:b/>
+          <w:bCs/>
+          <w:sz w:val="36"/>
+          <w:szCs w:val="36"/>
+          <w:lang w:eastAsia="es-ES"/>
+        </w:rPr>
+        <w:t>Futur</w:t>
+      </w:r>
+      <w:proofErr w:type="spellEnd"/>
+      <w:r>
+        <w:rPr>
+          <w:rFonts w:ascii="Times New Roman" w:eastAsia="Times New Roman" w:hAnsi="Times New Roman" w:cs="Times New Roman"/>
+          <w:b/>
+          <w:bCs/>
+          <w:sz w:val="36"/>
+          <w:szCs w:val="36"/>
+          <w:lang w:eastAsia="es-ES"/>
+        </w:rPr>
+        <w:t xml:space="preserve"> (</w:t>
+      </w:r>
+      <w:proofErr w:type="spellStart"/>
+      <w:r>
+        <w:rPr>
+          <w:rFonts w:ascii="Times New Roman" w:eastAsia="Times New Roman" w:hAnsi="Times New Roman" w:cs="Times New Roman"/>
+          <w:b/>
+          <w:bCs/>
+          <w:sz w:val="36"/>
+          <w:szCs w:val="36"/>
+          <w:lang w:eastAsia="es-ES"/>
+        </w:rPr>
+        <w:t>molt</w:t>
+      </w:r>
+      <w:proofErr w:type="spellEnd"/>
+      <w:r>
+        <w:rPr>
+          <w:rFonts w:ascii="Times New Roman" w:eastAsia="Times New Roman" w:hAnsi="Times New Roman" w:cs="Times New Roman"/>
+          <w:b/>
+          <w:bCs/>
+          <w:sz w:val="36"/>
+          <w:szCs w:val="36"/>
+          <w:lang w:eastAsia="es-ES"/>
+        </w:rPr>
+        <w:t xml:space="preserve"> </w:t>
+      </w:r>
+      <w:proofErr w:type="spellStart"/>
+      <w:r>
+        <w:rPr>
+          <w:rFonts w:ascii="Times New Roman" w:eastAsia="Times New Roman" w:hAnsi="Times New Roman" w:cs="Times New Roman"/>
+          <w:b/>
+          <w:bCs/>
+          <w:sz w:val="36"/>
+          <w:szCs w:val="36"/>
+          <w:lang w:eastAsia="es-ES"/>
+        </w:rPr>
+        <w:t>interessant</w:t>
+      </w:r>
+      <w:proofErr w:type="spellEnd"/>
+      <w:r>
+        <w:rPr>
+          <w:rFonts w:ascii="Times New Roman" w:eastAsia="Times New Roman" w:hAnsi="Times New Roman" w:cs="Times New Roman"/>
+          <w:b/>
+          <w:bCs/>
+          <w:sz w:val="36"/>
+          <w:szCs w:val="36"/>
+          <w:lang w:eastAsia="es-ES"/>
+        </w:rPr>
+        <w:t>)</w:t>
+      </w:r>
+    </w:p>
+    <w:p>
+      <w:pPr>
+        <w:spacing w:before="100" w:beforeAutospacing="1" w:after="100" w:afterAutospacing="1" w:line="240" w:lineRule="auto"/>
+        <w:rPr>
+          <w:rFonts w:ascii="Times New Roman" w:eastAsia="Times New Roman" w:hAnsi="Times New Roman" w:cs="Times New Roman"/>
+          <w:sz w:val="24"/>
+          <w:szCs w:val="24"/>
+          <w:lang w:eastAsia="es-ES"/>
+        </w:rPr>
+      </w:pPr>
+      <w:proofErr w:type="spellStart"/>
+      <w:r>
+        <w:rPr>
+          <w:rFonts w:ascii="Times New Roman" w:eastAsia="Times New Roman" w:hAnsi="Times New Roman" w:cs="Times New Roman"/>
+          <w:sz w:val="24"/>
+          <w:szCs w:val="24"/>
+          <w:lang w:eastAsia="es-ES"/>
+        </w:rPr>
+        <w:t>Aquestes</w:t>
+      </w:r>
+      <w:proofErr w:type="spellEnd"/>
+      <w:r>
+        <w:rPr>
+          <w:rFonts w:ascii="Times New Roman" w:eastAsia="Times New Roman" w:hAnsi="Times New Roman" w:cs="Times New Roman"/>
+          <w:sz w:val="24"/>
+          <w:szCs w:val="24"/>
+          <w:lang w:eastAsia="es-ES"/>
+        </w:rPr>
+        <w:t xml:space="preserve"> </w:t>
+      </w:r>
+      <w:proofErr w:type="spellStart"/>
+      <w:r>
+        <w:rPr>
+          <w:rFonts w:ascii="Times New Roman" w:eastAsia="Times New Roman" w:hAnsi="Times New Roman" w:cs="Times New Roman"/>
+          <w:sz w:val="24"/>
+          <w:szCs w:val="24"/>
+          <w:lang w:eastAsia="es-ES"/>
+        </w:rPr>
+        <w:t>funcionalitats</w:t>
+      </w:r>
+      <w:proofErr w:type="spellEnd"/>
+      <w:r>
+        <w:rPr>
+          <w:rFonts w:ascii="Times New Roman" w:eastAsia="Times New Roman" w:hAnsi="Times New Roman" w:cs="Times New Roman"/>
+          <w:sz w:val="24"/>
+          <w:szCs w:val="24"/>
+          <w:lang w:eastAsia="es-ES"/>
+        </w:rPr>
+        <w:t xml:space="preserve"> les </w:t>
+      </w:r>
+      <w:proofErr w:type="spellStart"/>
+      <w:r>
+        <w:rPr>
+          <w:rFonts w:ascii="Times New Roman" w:eastAsia="Times New Roman" w:hAnsi="Times New Roman" w:cs="Times New Roman"/>
+          <w:sz w:val="24"/>
+          <w:szCs w:val="24"/>
+          <w:lang w:eastAsia="es-ES"/>
+        </w:rPr>
+        <w:t>deixaria</w:t>
+      </w:r>
+      <w:proofErr w:type="spellEnd"/>
+      <w:r>
+        <w:rPr>
+          <w:rFonts w:ascii="Times New Roman" w:eastAsia="Times New Roman" w:hAnsi="Times New Roman" w:cs="Times New Roman"/>
+          <w:sz w:val="24"/>
+          <w:szCs w:val="24"/>
+          <w:lang w:eastAsia="es-ES"/>
+        </w:rPr>
+        <w:t xml:space="preserve"> </w:t>
+      </w:r>
+      <w:proofErr w:type="spellStart"/>
+      <w:r>
+        <w:rPr>
+          <w:rFonts w:ascii="Times New Roman" w:eastAsia="Times New Roman" w:hAnsi="Times New Roman" w:cs="Times New Roman"/>
+          <w:sz w:val="24"/>
+          <w:szCs w:val="24"/>
+          <w:lang w:eastAsia="es-ES"/>
+        </w:rPr>
+        <w:t>preparades</w:t>
+      </w:r>
+      <w:proofErr w:type="spellEnd"/>
+      <w:r>
+        <w:rPr>
+          <w:rFonts w:ascii="Times New Roman" w:eastAsia="Times New Roman" w:hAnsi="Times New Roman" w:cs="Times New Roman"/>
+          <w:sz w:val="24"/>
+          <w:szCs w:val="24"/>
+          <w:lang w:eastAsia="es-ES"/>
+        </w:rPr>
+        <w:t>:</w:t>
+      </w:r>
+    </w:p>
+    <w:p>
+      <w:pPr>
+        <w:numPr>
+          <w:ilvl w:val="0"/>
+          <w:numId w:val="26"/>
+        </w:numPr>
+        <w:spacing w:before="100" w:beforeAutospacing="1" w:after="100" w:afterAutospacing="1" w:line="240" w:lineRule="auto"/>
+        <w:rPr>
+          <w:rFonts w:ascii="Times New Roman" w:eastAsia="Times New Roman" w:hAnsi="Times New Roman" w:cs="Times New Roman"/>
+          <w:sz w:val="24"/>
+          <w:szCs w:val="24"/>
+          <w:lang w:eastAsia="es-ES"/>
+        </w:rPr>
+      </w:pPr>
+      <w:r>
+        <w:rPr>
+          <w:rFonts w:ascii="Segoe UI Symbol" w:eastAsia="Times New Roman" w:hAnsi="Segoe UI Symbol" w:cs="Segoe UI Symbol"/>
+          <w:sz w:val="24"/>
+          <w:szCs w:val="24"/>
+          <w:lang w:eastAsia="es-ES"/>
+        </w:rPr>
+        <w:t>⭐</w:t>
+      </w:r>
+      <w:r>
+        <w:rPr>
+          <w:rFonts w:ascii="Times New Roman" w:eastAsia="Times New Roman" w:hAnsi="Times New Roman" w:cs="Times New Roman"/>
+          <w:sz w:val="24"/>
+          <w:szCs w:val="24"/>
+          <w:lang w:eastAsia="es-ES"/>
+        </w:rPr>
+        <w:t xml:space="preserve"> </w:t>
+      </w:r>
+      <w:proofErr w:type="spellStart"/>
+      <w:r>
+        <w:rPr>
+          <w:rFonts w:ascii="Times New Roman" w:eastAsia="Times New Roman" w:hAnsi="Times New Roman" w:cs="Times New Roman"/>
+          <w:sz w:val="24"/>
+          <w:szCs w:val="24"/>
+          <w:lang w:eastAsia="es-ES"/>
+        </w:rPr>
+        <w:t>Bonus</w:t>
+      </w:r>
+      <w:proofErr w:type="spellEnd"/>
+      <w:r>
+        <w:rPr>
+          <w:rFonts w:ascii="Times New Roman" w:eastAsia="Times New Roman" w:hAnsi="Times New Roman" w:cs="Times New Roman"/>
+          <w:sz w:val="24"/>
+          <w:szCs w:val="24"/>
+          <w:lang w:eastAsia="es-ES"/>
+        </w:rPr>
+        <w:t xml:space="preserve"> per </w:t>
+      </w:r>
+      <w:proofErr w:type="spellStart"/>
+      <w:r>
+        <w:rPr>
+          <w:rFonts w:ascii="Times New Roman" w:eastAsia="Times New Roman" w:hAnsi="Times New Roman" w:cs="Times New Roman"/>
+          <w:sz w:val="24"/>
+          <w:szCs w:val="24"/>
+          <w:lang w:eastAsia="es-ES"/>
+        </w:rPr>
+        <w:t>ratxa</w:t>
+      </w:r>
+      <w:proofErr w:type="spellEnd"/>
+      <w:r>
+        <w:rPr>
+          <w:rFonts w:ascii="Times New Roman" w:eastAsia="Times New Roman" w:hAnsi="Times New Roman" w:cs="Times New Roman"/>
+          <w:sz w:val="24"/>
+          <w:szCs w:val="24"/>
+          <w:lang w:eastAsia="es-ES"/>
+        </w:rPr>
+        <w:t xml:space="preserve"> (7 </w:t>
+      </w:r>
+      <w:proofErr w:type="spellStart"/>
+      <w:r>
+        <w:rPr>
+          <w:rFonts w:ascii="Times New Roman" w:eastAsia="Times New Roman" w:hAnsi="Times New Roman" w:cs="Times New Roman"/>
+          <w:sz w:val="24"/>
+          <w:szCs w:val="24"/>
+          <w:lang w:eastAsia="es-ES"/>
+        </w:rPr>
+        <w:t>dies</w:t>
+      </w:r>
+      <w:proofErr w:type="spellEnd"/>
+      <w:r>
+        <w:rPr>
+          <w:rFonts w:ascii="Times New Roman" w:eastAsia="Times New Roman" w:hAnsi="Times New Roman" w:cs="Times New Roman"/>
+          <w:sz w:val="24"/>
+          <w:szCs w:val="24"/>
+          <w:lang w:eastAsia="es-ES"/>
+        </w:rPr>
+        <w:t xml:space="preserve"> </w:t>
+      </w:r>
+      <w:proofErr w:type="spellStart"/>
+      <w:r>
+        <w:rPr>
+          <w:rFonts w:ascii="Times New Roman" w:eastAsia="Times New Roman" w:hAnsi="Times New Roman" w:cs="Times New Roman"/>
+          <w:sz w:val="24"/>
+          <w:szCs w:val="24"/>
+          <w:lang w:eastAsia="es-ES"/>
+        </w:rPr>
+        <w:t>seguits</w:t>
+      </w:r>
+      <w:proofErr w:type="spellEnd"/>
+      <w:r>
+        <w:rPr>
+          <w:rFonts w:ascii="Times New Roman" w:eastAsia="Times New Roman" w:hAnsi="Times New Roman" w:cs="Times New Roman"/>
+          <w:sz w:val="24"/>
+          <w:szCs w:val="24"/>
+          <w:lang w:eastAsia="es-ES"/>
+        </w:rPr>
+        <w:t xml:space="preserve">) </w:t>
+      </w:r>
+    </w:p>
+    <w:p>
+      <w:pPr>
+        <w:numPr>
+          <w:ilvl w:val="0"/>
+          <w:numId w:val="26"/>
+        </w:numPr>
+        <w:spacing w:before="100" w:beforeAutospacing="1" w:after="100" w:afterAutospacing="1" w:line="240" w:lineRule="auto"/>
+        <w:rPr>
+          <w:rFonts w:ascii="Times New Roman" w:eastAsia="Times New Roman" w:hAnsi="Times New Roman" w:cs="Times New Roman"/>
+          <w:sz w:val="24"/>
+          <w:szCs w:val="24"/>
+          <w:lang w:eastAsia="es-ES"/>
+        </w:rPr>
+      </w:pPr>
+      <w:r>
+        <w:rPr>
+          <w:rFonts w:ascii="Segoe UI Symbol" w:eastAsia="Times New Roman" w:hAnsi="Segoe UI Symbol" w:cs="Segoe UI Symbol"/>
+          <w:sz w:val="24"/>
+          <w:szCs w:val="24"/>
+          <w:lang w:eastAsia="es-ES"/>
+        </w:rPr>
+        <w:t>🔥</w:t>
+      </w:r>
+      <w:r>
+        <w:rPr>
+          <w:rFonts w:ascii="Times New Roman" w:eastAsia="Times New Roman" w:hAnsi="Times New Roman" w:cs="Times New Roman"/>
+          <w:sz w:val="24"/>
+          <w:szCs w:val="24"/>
+          <w:lang w:eastAsia="es-ES"/>
+        </w:rPr>
+        <w:t xml:space="preserve"> Multiplicador de </w:t>
+      </w:r>
+      <w:proofErr w:type="spellStart"/>
+      <w:r>
+        <w:rPr>
+          <w:rFonts w:ascii="Times New Roman" w:eastAsia="Times New Roman" w:hAnsi="Times New Roman" w:cs="Times New Roman"/>
+          <w:sz w:val="24"/>
+          <w:szCs w:val="24"/>
+          <w:lang w:eastAsia="es-ES"/>
+        </w:rPr>
+        <w:t>caps</w:t>
+      </w:r>
+      <w:proofErr w:type="spellEnd"/>
+      <w:r>
+        <w:rPr>
+          <w:rFonts w:ascii="Times New Roman" w:eastAsia="Times New Roman" w:hAnsi="Times New Roman" w:cs="Times New Roman"/>
+          <w:sz w:val="24"/>
+          <w:szCs w:val="24"/>
+          <w:lang w:eastAsia="es-ES"/>
+        </w:rPr>
+        <w:t xml:space="preserve"> de </w:t>
+      </w:r>
+      <w:proofErr w:type="spellStart"/>
+      <w:r>
+        <w:rPr>
+          <w:rFonts w:ascii="Times New Roman" w:eastAsia="Times New Roman" w:hAnsi="Times New Roman" w:cs="Times New Roman"/>
+          <w:sz w:val="24"/>
+          <w:szCs w:val="24"/>
+          <w:lang w:eastAsia="es-ES"/>
+        </w:rPr>
+        <w:t>setmana</w:t>
+      </w:r>
+      <w:proofErr w:type="spellEnd"/>
+      <w:r>
+        <w:rPr>
+          <w:rFonts w:ascii="Times New Roman" w:eastAsia="Times New Roman" w:hAnsi="Times New Roman" w:cs="Times New Roman"/>
+          <w:sz w:val="24"/>
+          <w:szCs w:val="24"/>
+          <w:lang w:eastAsia="es-ES"/>
+        </w:rPr>
+        <w:t xml:space="preserve"> </w:t>
+      </w:r>
+    </w:p>
+    <w:p>
+      <w:pPr>
+        <w:numPr>
+          <w:ilvl w:val="0"/>
+          <w:numId w:val="26"/>
+        </w:numPr>
+        <w:spacing w:before="100" w:beforeAutospacing="1" w:after="100" w:afterAutospacing="1" w:line="240" w:lineRule="auto"/>
+        <w:rPr>
+          <w:rFonts w:ascii="Times New Roman" w:eastAsia="Times New Roman" w:hAnsi="Times New Roman" w:cs="Times New Roman"/>
+          <w:sz w:val="24"/>
+          <w:szCs w:val="24"/>
+          <w:lang w:eastAsia="es-ES"/>
+        </w:rPr>
+      </w:pPr>
+      <w:r>
+        <w:rPr>
+          <w:rFonts w:ascii="Segoe UI Symbol" w:eastAsia="Times New Roman" w:hAnsi="Segoe UI Symbol" w:cs="Segoe UI Symbol"/>
+          <w:sz w:val="24"/>
+          <w:szCs w:val="24"/>
+          <w:lang w:eastAsia="es-ES"/>
+        </w:rPr>
+        <w:t>🎯</w:t>
+      </w:r>
+      <w:r>
+        <w:rPr>
+          <w:rFonts w:ascii="Times New Roman" w:eastAsia="Times New Roman" w:hAnsi="Times New Roman" w:cs="Times New Roman"/>
+          <w:sz w:val="24"/>
+          <w:szCs w:val="24"/>
+          <w:lang w:eastAsia="es-ES"/>
+        </w:rPr>
+        <w:t xml:space="preserve"> </w:t>
+      </w:r>
+      <w:proofErr w:type="spellStart"/>
+      <w:r>
+        <w:rPr>
+          <w:rFonts w:ascii="Times New Roman" w:eastAsia="Times New Roman" w:hAnsi="Times New Roman" w:cs="Times New Roman"/>
+          <w:sz w:val="24"/>
+          <w:szCs w:val="24"/>
+          <w:lang w:eastAsia="es-ES"/>
+        </w:rPr>
+        <w:t>Bonus</w:t>
+      </w:r>
+      <w:proofErr w:type="spellEnd"/>
+      <w:r>
+        <w:rPr>
+          <w:rFonts w:ascii="Times New Roman" w:eastAsia="Times New Roman" w:hAnsi="Times New Roman" w:cs="Times New Roman"/>
+          <w:sz w:val="24"/>
+          <w:szCs w:val="24"/>
+          <w:lang w:eastAsia="es-ES"/>
+        </w:rPr>
+        <w:t xml:space="preserve"> si es completa </w:t>
+      </w:r>
+      <w:proofErr w:type="spellStart"/>
+      <w:r>
+        <w:rPr>
+          <w:rFonts w:ascii="Times New Roman" w:eastAsia="Times New Roman" w:hAnsi="Times New Roman" w:cs="Times New Roman"/>
+          <w:sz w:val="24"/>
+          <w:szCs w:val="24"/>
+          <w:lang w:eastAsia="es-ES"/>
+        </w:rPr>
+        <w:t>abans</w:t>
+      </w:r>
+      <w:proofErr w:type="spellEnd"/>
+      <w:r>
+        <w:rPr>
+          <w:rFonts w:ascii="Times New Roman" w:eastAsia="Times New Roman" w:hAnsi="Times New Roman" w:cs="Times New Roman"/>
+          <w:sz w:val="24"/>
+          <w:szCs w:val="24"/>
+          <w:lang w:eastAsia="es-ES"/>
+        </w:rPr>
+        <w:t xml:space="preserve"> </w:t>
+      </w:r>
+      <w:proofErr w:type="spellStart"/>
+      <w:r>
+        <w:rPr>
+          <w:rFonts w:ascii="Times New Roman" w:eastAsia="Times New Roman" w:hAnsi="Times New Roman" w:cs="Times New Roman"/>
+          <w:sz w:val="24"/>
+          <w:szCs w:val="24"/>
+          <w:lang w:eastAsia="es-ES"/>
+        </w:rPr>
+        <w:t>d'una</w:t>
+      </w:r>
+      <w:proofErr w:type="spellEnd"/>
+      <w:r>
+        <w:rPr>
+          <w:rFonts w:ascii="Times New Roman" w:eastAsia="Times New Roman" w:hAnsi="Times New Roman" w:cs="Times New Roman"/>
+          <w:sz w:val="24"/>
+          <w:szCs w:val="24"/>
+          <w:lang w:eastAsia="es-ES"/>
+        </w:rPr>
+        <w:t xml:space="preserve"> hora </w:t>
+      </w:r>
+    </w:p>
+    <w:p>
+      <w:pPr>
+        <w:numPr>
+          <w:ilvl w:val="0"/>
+          <w:numId w:val="26"/>
+        </w:numPr>
+        <w:spacing w:before="100" w:beforeAutospacing="1" w:after="100" w:afterAutospacing="1" w:line="240" w:lineRule="auto"/>
+        <w:rPr>
+          <w:rFonts w:ascii="Times New Roman" w:eastAsia="Times New Roman" w:hAnsi="Times New Roman" w:cs="Times New Roman"/>
+          <w:sz w:val="24"/>
+          <w:szCs w:val="24"/>
+          <w:lang w:eastAsia="es-ES"/>
+        </w:rPr>
+      </w:pPr>
+      <w:r>
+        <w:rPr>
+          <w:rFonts w:ascii="Segoe UI Symbol" w:eastAsia="Times New Roman" w:hAnsi="Segoe UI Symbol" w:cs="Segoe UI Symbol"/>
+          <w:sz w:val="24"/>
+          <w:szCs w:val="24"/>
+          <w:lang w:eastAsia="es-ES"/>
+        </w:rPr>
+        <w:t>💥</w:t>
+      </w:r>
+      <w:r>
+        <w:rPr>
+          <w:rFonts w:ascii="Times New Roman" w:eastAsia="Times New Roman" w:hAnsi="Times New Roman" w:cs="Times New Roman"/>
+          <w:sz w:val="24"/>
+          <w:szCs w:val="24"/>
+          <w:lang w:eastAsia="es-ES"/>
+        </w:rPr>
+        <w:t xml:space="preserve"> </w:t>
+      </w:r>
+      <w:proofErr w:type="spellStart"/>
+      <w:r>
+        <w:rPr>
+          <w:rFonts w:ascii="Times New Roman" w:eastAsia="Times New Roman" w:hAnsi="Times New Roman" w:cs="Times New Roman"/>
+          <w:sz w:val="24"/>
+          <w:szCs w:val="24"/>
+          <w:lang w:eastAsia="es-ES"/>
+        </w:rPr>
+        <w:t>Penalització</w:t>
+      </w:r>
+      <w:proofErr w:type="spellEnd"/>
+      <w:r>
+        <w:rPr>
+          <w:rFonts w:ascii="Times New Roman" w:eastAsia="Times New Roman" w:hAnsi="Times New Roman" w:cs="Times New Roman"/>
+          <w:sz w:val="24"/>
+          <w:szCs w:val="24"/>
+          <w:lang w:eastAsia="es-ES"/>
+        </w:rPr>
+        <w:t xml:space="preserve"> si caduca </w:t>
+      </w:r>
+    </w:p>
+    <w:p>
+      <w:pPr>
+        <w:numPr>
+          <w:ilvl w:val="0"/>
+          <w:numId w:val="26"/>
+        </w:numPr>
+        <w:spacing w:before="100" w:beforeAutospacing="1" w:after="100" w:afterAutospacing="1" w:line="240" w:lineRule="auto"/>
+        <w:rPr>
+          <w:rFonts w:ascii="Times New Roman" w:eastAsia="Times New Roman" w:hAnsi="Times New Roman" w:cs="Times New Roman"/>
+          <w:sz w:val="24"/>
+          <w:szCs w:val="24"/>
+          <w:lang w:eastAsia="es-ES"/>
+        </w:rPr>
+      </w:pPr>
+      <w:r>
+        <w:rPr>
+          <w:rFonts w:ascii="Segoe UI Symbol" w:eastAsia="Times New Roman" w:hAnsi="Segoe UI Symbol" w:cs="Segoe UI Symbol"/>
+          <w:sz w:val="24"/>
+          <w:szCs w:val="24"/>
+          <w:lang w:eastAsia="es-ES"/>
+        </w:rPr>
+        <w:t>🎁</w:t>
+      </w:r>
+      <w:r>
+        <w:rPr>
+          <w:rFonts w:ascii="Times New Roman" w:eastAsia="Times New Roman" w:hAnsi="Times New Roman" w:cs="Times New Roman"/>
+          <w:sz w:val="24"/>
+          <w:szCs w:val="24"/>
+          <w:lang w:eastAsia="es-ES"/>
+        </w:rPr>
+        <w:t xml:space="preserve"> Recompensa sorpresa </w:t>
+      </w:r>
+    </w:p>
+    <w:p>
+      <w:pPr>
+        <w:numPr>
+          <w:ilvl w:val="0"/>
+          <w:numId w:val="26"/>
+        </w:numPr>
+        <w:spacing w:before="100" w:beforeAutospacing="1" w:after="100" w:afterAutospacing="1" w:line="240" w:lineRule="auto"/>
+        <w:rPr>
+          <w:rFonts w:ascii="Times New Roman" w:eastAsia="Times New Roman" w:hAnsi="Times New Roman" w:cs="Times New Roman"/>
+          <w:sz w:val="24"/>
+          <w:szCs w:val="24"/>
+          <w:lang w:eastAsia="es-ES"/>
+        </w:rPr>
+      </w:pPr>
+      <w:r>
+        <w:rPr>
+          <w:rFonts w:ascii="Segoe UI Symbol" w:eastAsia="Times New Roman" w:hAnsi="Segoe UI Symbol" w:cs="Segoe UI Symbol"/>
+          <w:sz w:val="24"/>
+          <w:szCs w:val="24"/>
+          <w:lang w:eastAsia="es-ES"/>
+        </w:rPr>
+        <w:t>🔊</w:t>
+      </w:r>
+      <w:r>
+        <w:rPr>
+          <w:rFonts w:ascii="Times New Roman" w:eastAsia="Times New Roman" w:hAnsi="Times New Roman" w:cs="Times New Roman"/>
+          <w:sz w:val="24"/>
+          <w:szCs w:val="24"/>
+          <w:lang w:eastAsia="es-ES"/>
+        </w:rPr>
+        <w:t xml:space="preserve"> So en completar </w:t>
+      </w:r>
+    </w:p>
+    <w:p>
+      <w:pPr>
+        <w:numPr>
+          <w:ilvl w:val="0"/>
+          <w:numId w:val="26"/>
+        </w:numPr>
+        <w:spacing w:before="100" w:beforeAutospacing="1" w:after="100" w:afterAutospacing="1" w:line="240" w:lineRule="auto"/>
+        <w:rPr>
+          <w:rFonts w:ascii="Times New Roman" w:eastAsia="Times New Roman" w:hAnsi="Times New Roman" w:cs="Times New Roman"/>
+          <w:sz w:val="24"/>
+          <w:szCs w:val="24"/>
+          <w:lang w:eastAsia="es-ES"/>
+        </w:rPr>
+      </w:pPr>
+      <w:r>
+        <w:rPr>
+          <w:rFonts w:ascii="Segoe UI Symbol" w:eastAsia="Times New Roman" w:hAnsi="Segoe UI Symbol" w:cs="Segoe UI Symbol"/>
+          <w:sz w:val="24"/>
+          <w:szCs w:val="24"/>
+          <w:lang w:eastAsia="es-ES"/>
+        </w:rPr>
+        <w:t>🎉</w:t>
+      </w:r>
+      <w:r>
+        <w:rPr>
+          <w:rFonts w:ascii="Times New Roman" w:eastAsia="Times New Roman" w:hAnsi="Times New Roman" w:cs="Times New Roman"/>
+          <w:sz w:val="24"/>
+          <w:szCs w:val="24"/>
+          <w:lang w:eastAsia="es-ES"/>
+        </w:rPr>
+        <w:t xml:space="preserve"> </w:t>
+      </w:r>
+      <w:proofErr w:type="spellStart"/>
+      <w:r>
+        <w:rPr>
+          <w:rFonts w:ascii="Times New Roman" w:eastAsia="Times New Roman" w:hAnsi="Times New Roman" w:cs="Times New Roman"/>
+          <w:sz w:val="24"/>
+          <w:szCs w:val="24"/>
+          <w:lang w:eastAsia="es-ES"/>
+        </w:rPr>
+        <w:t>Animació</w:t>
+      </w:r>
+      <w:proofErr w:type="spellEnd"/>
+    </w:p>
+    <w:p/>
     <w:sectPr>
       <w:pgSz w:w="11906" w:h="16838"/>
       <w:pgMar w:top="1417" w:right="1701" w:bottom="1417" w:left="1701" w:header="708" w:footer="708" w:gutter="0"/>
@@ -21705,7 +22420,151 @@
   <w:abstractNum w:abstractNumId="19" w15:restartNumberingAfterBreak="0">
     <w:nsid w:val="4D42256F"/>
     <w:multiLevelType w:val="multilevel"/>
-    <w:tmpl w:val="7826A854"/>
+    <w:tmpl w:val="C9F659F4"/>
+    <w:lvl w:ilvl="0">
+      <w:start w:val="1"/>
+      <w:numFmt w:val="bullet"/>
+      <w:lvlText w:val=""/>
+      <w:lvlJc w:val="left"/>
+      <w:pPr>
+        <w:tabs>
+          <w:tab w:val="num" w:pos="720"/>
+        </w:tabs>
+        <w:ind w:left="720" w:hanging="360"/>
+      </w:pPr>
+      <w:rPr>
+        <w:rFonts w:ascii="Symbol" w:hAnsi="Symbol" w:hint="default"/>
+        <w:sz w:val="20"/>
+      </w:rPr>
+    </w:lvl>
+    <w:lvl w:ilvl="1">
+      <w:numFmt w:val="bullet"/>
+      <w:lvlText w:val="-"/>
+      <w:lvlJc w:val="left"/>
+      <w:pPr>
+        <w:ind w:left="1440" w:hanging="360"/>
+      </w:pPr>
+      <w:rPr>
+        <w:rFonts w:ascii="Calibri" w:eastAsiaTheme="minorHAnsi" w:hAnsi="Calibri" w:cs="Calibri" w:hint="default"/>
+      </w:rPr>
+    </w:lvl>
+    <w:lvl w:ilvl="2" w:tentative="1">
+      <w:start w:val="1"/>
+      <w:numFmt w:val="bullet"/>
+      <w:lvlText w:val=""/>
+      <w:lvlJc w:val="left"/>
+      <w:pPr>
+        <w:tabs>
+          <w:tab w:val="num" w:pos="2160"/>
+        </w:tabs>
+        <w:ind w:left="2160" w:hanging="360"/>
+      </w:pPr>
+      <w:rPr>
+        <w:rFonts w:ascii="Wingdings" w:hAnsi="Wingdings" w:hint="default"/>
+        <w:sz w:val="20"/>
+      </w:rPr>
+    </w:lvl>
+    <w:lvl w:ilvl="3" w:tentative="1">
+      <w:start w:val="1"/>
+      <w:numFmt w:val="bullet"/>
+      <w:lvlText w:val=""/>
+      <w:lvlJc w:val="left"/>
+      <w:pPr>
+        <w:tabs>
+          <w:tab w:val="num" w:pos="2880"/>
+        </w:tabs>
+        <w:ind w:left="2880" w:hanging="360"/>
+      </w:pPr>
+      <w:rPr>
+        <w:rFonts w:ascii="Wingdings" w:hAnsi="Wingdings" w:hint="default"/>
+        <w:sz w:val="20"/>
+      </w:rPr>
+    </w:lvl>
+    <w:lvl w:ilvl="4" w:tentative="1">
+      <w:start w:val="1"/>
+      <w:numFmt w:val="bullet"/>
+      <w:lvlText w:val=""/>
+      <w:lvlJc w:val="left"/>
+      <w:pPr>
+        <w:tabs>
+          <w:tab w:val="num" w:pos="3600"/>
+        </w:tabs>
+        <w:ind w:left="3600" w:hanging="360"/>
+      </w:pPr>
+      <w:rPr>
+        <w:rFonts w:ascii="Wingdings" w:hAnsi="Wingdings" w:hint="default"/>
+        <w:sz w:val="20"/>
+      </w:rPr>
+    </w:lvl>
+    <w:lvl w:ilvl="5" w:tentative="1">
+      <w:start w:val="1"/>
+      <w:numFmt w:val="bullet"/>
+      <w:lvlText w:val=""/>
+      <w:lvlJc w:val="left"/>
+      <w:pPr>
+        <w:tabs>
+          <w:tab w:val="num" w:pos="4320"/>
+        </w:tabs>
+        <w:ind w:left="4320" w:hanging="360"/>
+      </w:pPr>
+      <w:rPr>
+        <w:rFonts w:ascii="Wingdings" w:hAnsi="Wingdings" w:hint="default"/>
+        <w:sz w:val="20"/>
+      </w:rPr>
+    </w:lvl>
+    <w:lvl w:ilvl="6" w:tentative="1">
+      <w:start w:val="1"/>
+      <w:numFmt w:val="bullet"/>
+      <w:lvlText w:val=""/>
+      <w:lvlJc w:val="left"/>
+      <w:pPr>
+        <w:tabs>
+          <w:tab w:val="num" w:pos="5040"/>
+        </w:tabs>
+        <w:ind w:left="5040" w:hanging="360"/>
+      </w:pPr>
+      <w:rPr>
+        <w:rFonts w:ascii="Wingdings" w:hAnsi="Wingdings" w:hint="default"/>
+        <w:sz w:val="20"/>
+      </w:rPr>
+    </w:lvl>
+    <w:lvl w:ilvl="7" w:tentative="1">
+      <w:start w:val="1"/>
+      <w:numFmt w:val="bullet"/>
+      <w:lvlText w:val=""/>
+      <w:lvlJc w:val="left"/>
+      <w:pPr>
+        <w:tabs>
+          <w:tab w:val="num" w:pos="5760"/>
+        </w:tabs>
+        <w:ind w:left="5760" w:hanging="360"/>
+      </w:pPr>
+      <w:rPr>
+        <w:rFonts w:ascii="Wingdings" w:hAnsi="Wingdings" w:hint="default"/>
+        <w:sz w:val="20"/>
+      </w:rPr>
+    </w:lvl>
+    <w:lvl w:ilvl="8" w:tentative="1">
+      <w:start w:val="1"/>
+      <w:numFmt w:val="bullet"/>
+      <w:lvlText w:val=""/>
+      <w:lvlJc w:val="left"/>
+      <w:pPr>
+        <w:tabs>
+          <w:tab w:val="num" w:pos="6480"/>
+        </w:tabs>
+        <w:ind w:left="6480" w:hanging="360"/>
+      </w:pPr>
+      <w:rPr>
+        <w:rFonts w:ascii="Wingdings" w:hAnsi="Wingdings" w:hint="default"/>
+        <w:sz w:val="20"/>
+      </w:rPr>
+    </w:lvl>
+  </w:abstractNum>
+  <w:abstractNum w:abstractNumId="20" w15:restartNumberingAfterBreak="0">
+    <w:nsid w:val="605C6751"/>
+    <w:multiLevelType w:val="multilevel"/>
+    <w:tmpl w:val="CA687E3C"/>
     <w:lvl w:ilvl="0">
       <w:start w:val="1"/>
       <w:numFmt w:val="bullet"/>
@@ -21851,7 +22710,7 @@
       </w:rPr>
     </w:lvl>
   </w:abstractNum>
-  <w:abstractNum w:abstractNumId="20" w15:restartNumberingAfterBreak="0">
+  <w:abstractNum w:abstractNumId="21" w15:restartNumberingAfterBreak="0">
     <w:nsid w:val="6900790D"/>
     <w:multiLevelType w:val="multilevel"/>
     <w:tmpl w:val="87B0E136"/>
@@ -22000,7 +22859,7 @@
       </w:rPr>
     </w:lvl>
   </w:abstractNum>
-  <w:abstractNum w:abstractNumId="21" w15:restartNumberingAfterBreak="0">
+  <w:abstractNum w:abstractNumId="22" w15:restartNumberingAfterBreak="0">
     <w:nsid w:val="73C220B5"/>
     <w:multiLevelType w:val="multilevel"/>
     <w:tmpl w:val="D2B2A5BE"/>
@@ -22113,7 +22972,7 @@
       </w:pPr>
     </w:lvl>
   </w:abstractNum>
-  <w:abstractNum w:abstractNumId="22" w15:restartNumberingAfterBreak="0">
+  <w:abstractNum w:abstractNumId="23" w15:restartNumberingAfterBreak="0">
     <w:nsid w:val="761427DF"/>
     <w:multiLevelType w:val="multilevel"/>
     <w:tmpl w:val="81449662"/>
@@ -22262,7 +23121,7 @@
       </w:rPr>
     </w:lvl>
   </w:abstractNum>
-  <w:abstractNum w:abstractNumId="23" w15:restartNumberingAfterBreak="0">
+  <w:abstractNum w:abstractNumId="24" w15:restartNumberingAfterBreak="0">
     <w:nsid w:val="7A0B5048"/>
     <w:multiLevelType w:val="multilevel"/>
     <w:tmpl w:val="517A2C06"/>
@@ -22411,7 +23270,7 @@
       </w:rPr>
     </w:lvl>
   </w:abstractNum>
-  <w:abstractNum w:abstractNumId="24" w15:restartNumberingAfterBreak="0">
+  <w:abstractNum w:abstractNumId="25" w15:restartNumberingAfterBreak="0">
     <w:nsid w:val="7F215950"/>
     <w:multiLevelType w:val="multilevel"/>
     <w:tmpl w:val="3460975C"/>
@@ -22570,10 +23429,10 @@
     <w:abstractNumId w:val="12"/>
   </w:num>
   <w:num w:numId="4">
-    <w:abstractNumId w:val="22"/>
+    <w:abstractNumId w:val="23"/>
   </w:num>
   <w:num w:numId="5">
-    <w:abstractNumId w:val="20"/>
+    <w:abstractNumId w:val="21"/>
   </w:num>
   <w:num w:numId="6">
     <w:abstractNumId w:val="15"/>
@@ -22594,7 +23453,7 @@
     <w:abstractNumId w:val="13"/>
   </w:num>
   <w:num w:numId="12">
-    <w:abstractNumId w:val="24"/>
+    <w:abstractNumId w:val="25"/>
   </w:num>
   <w:num w:numId="13">
     <w:abstractNumId w:val="7"/>
@@ -22603,7 +23462,7 @@
     <w:abstractNumId w:val="18"/>
   </w:num>
   <w:num w:numId="15">
-    <w:abstractNumId w:val="23"/>
+    <w:abstractNumId w:val="24"/>
   </w:num>
   <w:num w:numId="16">
     <w:abstractNumId w:val="9"/>
@@ -22627,13 +23486,16 @@
     <w:abstractNumId w:val="5"/>
   </w:num>
   <w:num w:numId="23">
-    <w:abstractNumId w:val="21"/>
+    <w:abstractNumId w:val="22"/>
   </w:num>
   <w:num w:numId="24">
     <w:abstractNumId w:val="2"/>
   </w:num>
   <w:num w:numId="25">
     <w:abstractNumId w:val="0"/>
+  </w:num>
+  <w:num w:numId="26">
+    <w:abstractNumId w:val="20"/>
   </w:num>
 </w:numbering>
 </file>
@@ -23297,6 +24159,17 @@
       <w:contextualSpacing/>
     </w:pPr>
   </w:style>
+  <w:style w:type="character" w:styleId="Hipervnculo">
+    <w:name w:val="Hyperlink"/>
+    <w:basedOn w:val="Fuentedeprrafopredeter"/>
+    <w:uiPriority w:val="99"/>
+    <w:unhideWhenUsed/>
+    <w:rsid w:val="00454DE6"/>
+    <w:rPr>
+      <w:color w:val="0563C1" w:themeColor="hyperlink"/>
+      <w:u w:val="single"/>
+    </w:rPr>
+  </w:style>
 </w:styles>
 </file>
 
